--- a/Gen Software/Software.docx
+++ b/Gen Software/Software.docx
@@ -3,15 +3,14 @@
 <w:document xmlns:wpc="http://schemas.microsoft.com/office/word/2010/wordprocessingCanvas" xmlns:cx="http://schemas.microsoft.com/office/drawing/2014/chartex" xmlns:cx1="http://schemas.microsoft.com/office/drawing/2015/9/8/chartex" xmlns:cx2="http://schemas.microsoft.com/office/drawing/2015/10/21/chartex" xmlns:cx3="http://schemas.microsoft.com/office/drawing/2016/5/9/chartex" xmlns:cx4="http://schemas.microsoft.com/office/drawing/2016/5/10/chartex" xmlns:cx5="http://schemas.microsoft.com/office/drawing/2016/5/11/chartex" xmlns:cx6="http://schemas.microsoft.com/office/drawing/2016/5/12/chartex" xmlns:cx7="http://schemas.microsoft.com/office/drawing/2016/5/13/chartex" xmlns:cx8="http://schemas.microsoft.com/office/drawing/2016/5/14/chartex" xmlns:mc="http://schemas.openxmlformats.org/markup-compatibility/2006" xmlns:aink="http://schemas.microsoft.com/office/drawing/2016/ink" xmlns:am3d="http://schemas.microsoft.com/office/drawing/2017/model3d" xmlns:o="urn:schemas-microsoft-com:office:office" xmlns:oel="http://schemas.microsoft.com/office/2019/extlst" xmlns:r="http://schemas.openxmlformats.org/officeDocument/2006/relationships" xmlns:m="http://schemas.openxmlformats.org/officeDocument/2006/math" xmlns:v="urn:schemas-microsoft-com:vml" xmlns:wp14="http://schemas.microsoft.com/office/word/2010/wordprocessingDrawing" xmlns:wp="http://schemas.openxmlformats.org/drawingml/2006/wordprocessingDrawing" xmlns:w10="urn:schemas-microsoft-com:office:word" xmlns:w="http://schemas.openxmlformats.org/wordprocessingml/2006/main" xmlns:w14="http://schemas.microsoft.com/office/word/2010/wordml" xmlns:w15="http://schemas.microsoft.com/office/word/2012/wordml" xmlns:w16cex="http://schemas.microsoft.com/office/word/2018/wordml/cex" xmlns:w16cid="http://schemas.microsoft.com/office/word/2016/wordml/cid" xmlns:w16="http://schemas.microsoft.com/office/word/2018/wordml" xmlns:w16du="http://schemas.microsoft.com/office/word/2023/wordml/word16du" xmlns:w16sdtdh="http://schemas.microsoft.com/office/word/2020/wordml/sdtdatahash" xmlns:w16sdtfl="http://schemas.microsoft.com/office/word/2024/wordml/sdtformatlock" xmlns:w16se="http://schemas.microsoft.com/office/word/2015/wordml/symex" xmlns:wpg="http://schemas.microsoft.com/office/word/2010/wordprocessingGroup" xmlns:wpi="http://schemas.microsoft.com/office/word/2010/wordprocessingInk" xmlns:wne="http://schemas.microsoft.com/office/word/2006/wordml" xmlns:wps="http://schemas.microsoft.com/office/word/2010/wordprocessingShape" mc:Ignorable="w14 w15 w16se w16cid w16 w16cex w16sdtdh w16sdtfl w16du wp14">
   <w:body>
     <w:p>
-      <w:r>
+      <w:pPr>
         <w:rPr>
           <w:b/>
           <w:bCs/>
           <w:sz w:val="28"/>
           <w:szCs w:val="28"/>
         </w:rPr>
-        <w:t>Categor</w:t>
-      </w:r>
+      </w:pPr>
       <w:r>
         <w:rPr>
           <w:b/>
@@ -19,7 +18,7 @@
           <w:sz w:val="28"/>
           <w:szCs w:val="28"/>
         </w:rPr>
-        <w:t>ized</w:t>
+        <w:t>Categorized</w:t>
       </w:r>
       <w:r>
         <w:rPr>
@@ -57,11 +56,19 @@
         </w:rPr>
         <w:t xml:space="preserve"> Tools:</w:t>
       </w:r>
+    </w:p>
+    <w:p>
       <w:r>
         <w:br/>
         <w:t>UIUX: Figma / Adobe XD  / Higgsfield AI /  Canva</w:t>
       </w:r>
       <w:r>
+        <w:t xml:space="preserve"> / Google Studio</w:t>
+      </w:r>
+      <w:r>
+        <w:t xml:space="preserve"> / UIUXProMax</w:t>
+      </w:r>
+      <w:r>
         <w:t>.</w:t>
       </w:r>
       <w:r>
@@ -155,11 +162,28 @@
       </w:r>
       <w:r>
         <w:br/>
-        <w:t>Final Cloud Environment: Azure Cloud.</w:t>
-      </w:r>
-      <w:r>
-        <w:br/>
-        <w:t>Host: IONOS</w:t>
+        <w:t>Final Environment: Azure Cloud</w:t>
+      </w:r>
+      <w:r>
+        <w:t xml:space="preserve">, </w:t>
+      </w:r>
+      <w:r>
+        <w:t xml:space="preserve">Internet </w:t>
+      </w:r>
+      <w:r>
+        <w:t>Host</w:t>
+      </w:r>
+      <w:r>
+        <w:t xml:space="preserve"> </w:t>
+      </w:r>
+      <w:r>
+        <w:t>Provider</w:t>
+      </w:r>
+      <w:r>
+        <w:t>,</w:t>
+      </w:r>
+      <w:r>
+        <w:t>or On-Prem Windows.</w:t>
       </w:r>
       <w:r>
         <w:br/>
@@ -195,6 +219,9 @@
         <w:t>hatsapp: Twilio</w:t>
       </w:r>
       <w:r>
+        <w:t xml:space="preserve"> or another good option.</w:t>
+      </w:r>
+      <w:r>
         <w:br/>
       </w:r>
       <w:r>
@@ -210,6 +237,28 @@
       <w:r>
         <w:br/>
         <w:t>*For development the AI can use any installed extension on the development platform.</w:t>
+      </w:r>
+      <w:r>
+        <w:br/>
+        <w:t>*If On-Prem Windows is selected then an installable setup wizard package as Setup.Exe is needed.</w:t>
+      </w:r>
+      <w:r>
+        <w:t xml:space="preserve"> This Setup.exe will ask for </w:t>
+      </w:r>
+      <w:r>
+        <w:t>an</w:t>
+      </w:r>
+      <w:r>
+        <w:t xml:space="preserve"> account </w:t>
+      </w:r>
+      <w:r>
+        <w:t xml:space="preserve">(stand alone or domain) </w:t>
+      </w:r>
+      <w:r>
+        <w:t>to perform full installation and configuration</w:t>
+      </w:r>
+      <w:r>
+        <w:t xml:space="preserve"> on the Ms.Windows.</w:t>
       </w:r>
       <w:r>
         <w:br/>
